--- a/crew_ecya/260718-청아 소그룹 모임-3주차 결과.docx
+++ b/crew_ecya/260718-청아 소그룹 모임-3주차 결과.docx
@@ -418,7 +418,7 @@
           <w:sz w:val="18"/>
           <w:szCs w:val="18"/>
         </w:rPr>
-        <w:t xml:space="preserve">조별 준비물 점검 완료 — 부족한 물품은 조별로 주문할 예정</w:t>
+        <w:t xml:space="preserve">조별 준비물 점검 완료 — 부족한 물품은 일괄 주문할 예정</w:t>
       </w:r>
     </w:p>
     <w:p>
